--- a/sba_application/SUBMISSION_READINESS_CHECKLIST.docx
+++ b/sba_application/SUBMISSION_READINESS_CHECKLIST.docx
@@ -133,7 +133,7 @@
               <w:rPr>
                 <w:sz w:val="19"/>
               </w:rPr>
-              <w:t>Seller payment terms: MIPA is $300K in 12 x $25K interest-free installments, but the model assumes a 36-mo/6% note. On actual terms, Year-1 combined DSCR falls to ~0.79x (below 1.25x). Renegotiate to a 36-mo note OR re-run the model and address coverage.</w:t>
+              <w:t>Seller payment / structure: RESOLVED - the $300K seller price is paid in full at close from SBA proceeds + equity (no retained note). The MIPA's 12 x $25K installment schedule should be settled at closing (prepay/payoff at close); confirm with sellers via Greiner. With no seller note, Year-1 DSCR is ~3.59x.</w:t>
             </w:r>
           </w:p>
         </w:tc>
@@ -147,7 +147,7 @@
               <w:rPr>
                 <w:sz w:val="19"/>
               </w:rPr>
-              <w:t>Geoff + sellers (Greiner) + John Hart</w:t>
+              <w:t>Geoff + sellers (Greiner)</w:t>
             </w:r>
           </w:p>
         </w:tc>
@@ -161,7 +161,7 @@
               <w:rPr>
                 <w:sz w:val="19"/>
               </w:rPr>
-              <w:t>OPEN</w:t>
+              <w:t>RESOLVED in structure; confirm payoff mechanics</w:t>
             </w:r>
           </w:p>
         </w:tc>

--- a/sba_application/SUBMISSION_READINESS_CHECKLIST.docx
+++ b/sba_application/SUBMISSION_READINESS_CHECKLIST.docx
@@ -133,7 +133,7 @@
               <w:rPr>
                 <w:sz w:val="19"/>
               </w:rPr>
-              <w:t>Seller payment / structure: RESOLVED - the $300K seller price is paid in full at close from SBA proceeds + equity (no retained note). The MIPA's 12 x $25K installment schedule should be settled at closing (prepay/payoff at close); confirm with sellers via Greiner. With no seller note, Year-1 DSCR is ~3.59x.</w:t>
+              <w:t>Seller payment / structure: RESOLVED - the $300K seller price is paid in full at close from SBA proceeds + equity (no retained note). The MIPA's 12 x $25K installment schedule should be settled at closing (prepay/payoff at close); confirm with sellers via Greiner. With no seller note, Year-1 DSCR is ~3.23x.</w:t>
             </w:r>
           </w:p>
         </w:tc>
@@ -249,7 +249,7 @@
               <w:rPr>
                 <w:sz w:val="19"/>
               </w:rPr>
-              <w:t>Execute OA Amendment No. 1 (cap table 39.9/19.9/13.3x3, partnership tax, Hickory target, SBA carve-outs). Current OA still shows 60/25/4.9 + S-Corp + 'Healing Hands'.</w:t>
+              <w:t>Execute OA Amendment No. 1 (cap table 39.9/19.5/13.3x3, partnership tax, Hickory target, SBA carve-outs). Current OA still shows 60/25/4.9 + S-Corp + 'Healing Hands'.</w:t>
             </w:r>
           </w:p>
         </w:tc>
@@ -360,7 +360,7 @@
           <w:color w:val="1F3864"/>
           <w:sz w:val="23"/>
         </w:rPr>
-        <w:t>Equity injection (James Bullard, $250,000)</w:t>
+        <w:t>Equity injection (James Bullard, $195,000)</w:t>
       </w:r>
     </w:p>
     <w:p>

--- a/sba_application/SUBMISSION_READINESS_CHECKLIST.docx
+++ b/sba_application/SUBMISSION_READINESS_CHECKLIST.docx
@@ -390,7 +390,7 @@
           <w:i w:val="0"/>
           <w:sz w:val="21"/>
         </w:rPr>
-        <w:t xml:space="preserve">  - June and July wires as they land; final statement showing full $250K on deposit</w:t>
+        <w:t xml:space="preserve">  - remaining wire as it lands; final statement showing full $195K on deposit</w:t>
       </w:r>
     </w:p>
     <w:p>

--- a/sba_application/SUBMISSION_READINESS_CHECKLIST.docx
+++ b/sba_application/SUBMISSION_READINESS_CHECKLIST.docx
@@ -249,7 +249,7 @@
               <w:rPr>
                 <w:sz w:val="19"/>
               </w:rPr>
-              <w:t>Execute OA Amendment No. 1 (cap table 39.9/19.5/13.3x3, partnership tax, Hickory target, SBA carve-outs). Current OA still shows 60/25/4.9 + S-Corp + 'Healing Hands'.</w:t>
+              <w:t>Execute OA Amendment No. 1 (cap table 39.9/19.5/13.3x3 with operators at a 4.9% vested base earning up to 13.3%, partnership tax, Hickory target, SBA carve-outs). Current OA still shows 60/25/4.9 + S-Corp + 'Healing Hands'.</w:t>
             </w:r>
           </w:p>
         </w:tc>

--- a/sba_application/SUBMISSION_READINESS_CHECKLIST.docx
+++ b/sba_application/SUBMISSION_READINESS_CHECKLIST.docx
@@ -249,7 +249,7 @@
               <w:rPr>
                 <w:sz w:val="19"/>
               </w:rPr>
-              <w:t>Execute OA Amendment No. 1 (cap table 39.9/19.5/13.3x3 with operators at a 4.9% vested base earning up to 13.3%, partnership tax, Hickory target, SBA carve-outs). Current OA still shows 60/25/4.9 + S-Corp + 'Healing Hands'.</w:t>
+              <w:t>Execute OA Amendment No. 1 (cap table 39.9/19.5/13.3x3 with operators' full 13.3% forfeitable until vested - 4.9% time-vested base + 8.4% dual-trigger earn-up, partnership tax, Hickory target, SBA carve-outs). Current OA still shows 60/25/4.9 + S-Corp + 'Healing Hands'.</w:t>
             </w:r>
           </w:p>
         </w:tc>

--- a/sba_application/SUBMISSION_READINESS_CHECKLIST.docx
+++ b/sba_application/SUBMISSION_READINESS_CHECKLIST.docx
@@ -20,7 +20,7 @@
           <w:color w:val="606060"/>
           <w:sz w:val="18"/>
         </w:rPr>
-        <w:t>Tyler Hospice HoldCo L.L.C. - SBA 7(a) Application to John Hart. Work this list top to bottom; the three BLOCKERS must clear before submission.</w:t>
+        <w:t>Tyler Hospice Hold, LLC - SBA 7(a) Application to John Hart. Work this list top to bottom; the three BLOCKERS must clear before submission.</w:t>
       </w:r>
     </w:p>
     <w:p>
@@ -191,7 +191,7 @@
               <w:rPr>
                 <w:sz w:val="19"/>
               </w:rPr>
-              <w:t>Borrower entity mismatch: MIPA buyer is 'Tyler Hospice Hold, LLC (Texas)'; SBA/OA is 'Tyler Hospice HoldCo L.L.C. (Wyoming), EIN 41-4966640'. Make one entity/name/state consistent everywhere.</w:t>
+              <w:t>Borrower entity mismatch: MIPA buyer is 'Tyler Hospice Hold, LLC (Texas)'; SBA/OA is 'Tyler Hospice Hold, LLC (Wyoming), EIN 41-4966640'. Make one entity/name/state consistent everywhere.</w:t>
             </w:r>
           </w:p>
         </w:tc>
@@ -590,7 +590,7 @@
           <w:color w:val="606060"/>
           <w:sz w:val="16"/>
         </w:rPr>
-        <w:t>Prepared for the SBA 7(a) loan application of Tyler Hospice Hold LLC (dba Azalea Hospice &amp; Palliative Care). Confidential.</w:t>
+        <w:t>Prepared for the SBA 7(a) loan application of Tyler Hospice Hold, LLC (dba Azalea Hospice &amp; Palliative Care). Confidential.</w:t>
       </w:r>
     </w:p>
     <w:sectPr>

--- a/sba_application/SUBMISSION_READINESS_CHECKLIST.docx
+++ b/sba_application/SUBMISSION_READINESS_CHECKLIST.docx
@@ -133,7 +133,7 @@
               <w:rPr>
                 <w:sz w:val="19"/>
               </w:rPr>
-              <w:t>Seller payment / structure: RESOLVED - the $300K seller price is paid in full at close from SBA proceeds + equity (no retained note). The MIPA's 12 x $25K installment schedule should be settled at closing (prepay/payoff at close); confirm with sellers via Greiner. With no seller note, Year-1 DSCR is ~3.23x.</w:t>
+              <w:t>Acquisition financing / structure: the $300K Hickory purchase is funded by a separate 3-year bank term loan (6%) from a bank the investor uses, personally guaranteed by James Bullard and subordinate to the SBA loan (piggyback). Needs: bank term sheet/commitment, intercreditor/subordination agreement, and SBA-lender approval of the piggyback. The MIPA's 12 x $25K installment schedule should be settled at closing (prepay/payoff at close from the bank loan); confirm with the sellers (Tracy Gleason / Ann Lozano). Combined Year-1 DSCR is ~1.79x.</w:t>
             </w:r>
           </w:p>
         </w:tc>
@@ -147,7 +147,7 @@
               <w:rPr>
                 <w:sz w:val="19"/>
               </w:rPr>
-              <w:t>Geoff + sellers (Greiner)</w:t>
+              <w:t>Geoff + sellers (Gleason/Lozano) + acquisition-loan bank</w:t>
             </w:r>
           </w:p>
         </w:tc>
@@ -161,7 +161,7 @@
               <w:rPr>
                 <w:sz w:val="19"/>
               </w:rPr>
-              <w:t>RESOLVED in structure; confirm payoff mechanics</w:t>
+              <w:t>OPEN - secure bank loan + intercreditor + SBA approval</w:t>
             </w:r>
           </w:p>
         </w:tc>
@@ -191,7 +191,7 @@
               <w:rPr>
                 <w:sz w:val="19"/>
               </w:rPr>
-              <w:t>Borrower entity mismatch: MIPA buyer is 'Tyler Hospice Hold, LLC (Texas)'; SBA/OA is 'Tyler Hospice Hold, LLC (Wyoming), EIN 41-4966640'. Make one entity/name/state consistent everywhere.</w:t>
+              <w:t>Borrower entity RESOLVED: Tyler Hospice Hold, LLC, a Wyoming LLC (EIN 41-4966640), foreign-qualified in TX. The MIPA (which names a Texas buyer) must be amended so the Buyer is the Wyoming entity. Confirm exact charter name against the WY Certificate of Formation.</w:t>
             </w:r>
           </w:p>
         </w:tc>
@@ -205,7 +205,7 @@
               <w:rPr>
                 <w:sz w:val="19"/>
               </w:rPr>
-              <w:t>Geoff</w:t>
+              <w:t>Geoff + counsel</w:t>
             </w:r>
           </w:p>
         </w:tc>
@@ -219,7 +219,7 @@
               <w:rPr>
                 <w:sz w:val="19"/>
               </w:rPr>
-              <w:t>OPEN</w:t>
+              <w:t>RESOLVED - amend MIPA buyer name</w:t>
             </w:r>
           </w:p>
         </w:tc>
@@ -249,7 +249,7 @@
               <w:rPr>
                 <w:sz w:val="19"/>
               </w:rPr>
-              <w:t>Execute OA Amendment No. 1 (cap table 39.9/19.5/13.3x3 with operators' full 13.3% forfeitable until vested - 4.9% time-vested base + 8.4% dual-trigger earn-up, partnership tax, Hickory target, SBA carve-outs). Current OA still shows 60/25/4.9 + S-Corp + 'Healing Hands'.</w:t>
+              <w:t>Execute the Amended &amp; Restated Operating Agreement (holdco) and the single-member OA for Hickory - both DRAFTED in 08_entity_documents (cap table 39.9/19.5/13.3x3/0.7, partnership tax, full-13.3%-forfeitable vesting, SBA carve-outs, Hickory corporate guaranty). These supersede the as-provided OA v7 (60/25/4.9 + S-Corp) and the interim Amendment No. 1.</w:t>
             </w:r>
           </w:p>
         </w:tc>
@@ -480,7 +480,7 @@
           <w:i w:val="0"/>
           <w:sz w:val="21"/>
         </w:rPr>
-        <w:t xml:space="preserve">  - WY Certificate of Formation (or TX, per B2 resolution)</w:t>
+        <w:t xml:space="preserve">  - WY Certificate of Formation</w:t>
       </w:r>
     </w:p>
     <w:p>
@@ -490,7 +490,7 @@
           <w:i w:val="0"/>
           <w:sz w:val="21"/>
         </w:rPr>
-        <w:t xml:space="preserve">  - EIN assignment letter (CP-575) for Tyler Hospice HoldCo (41-4966640)</w:t>
+        <w:t xml:space="preserve">  - EIN assignment letter (CP-575) for Tyler Hospice Hold, LLC (41-4966640)</w:t>
       </w:r>
     </w:p>
     <w:p>
@@ -500,7 +500,7 @@
           <w:i w:val="0"/>
           <w:sz w:val="21"/>
         </w:rPr>
-        <w:t xml:space="preserve">  - Executed Operating Agreement + Amendment No. 1</w:t>
+        <w:t xml:space="preserve">  - Executed Amended &amp; Restated Operating Agreement (holdco) + single-member OA for Hickory Hospice LLC</w:t>
       </w:r>
     </w:p>
     <w:p>
@@ -540,7 +540,7 @@
           <w:i w:val="0"/>
           <w:sz w:val="21"/>
         </w:rPr>
-        <w:t xml:space="preserve">  - Business Plan Rev 5.00 (refresh financials if seller terms change per B1)</w:t>
+        <w:t xml:space="preserve">  - Business Plan Rev 5.00 (refresh financials if acquisition-loan terms change per B1)</w:t>
       </w:r>
     </w:p>
     <w:p>

--- a/sba_application/SUBMISSION_READINESS_CHECKLIST.docx
+++ b/sba_application/SUBMISSION_READINESS_CHECKLIST.docx
@@ -249,7 +249,7 @@
               <w:rPr>
                 <w:sz w:val="19"/>
               </w:rPr>
-              <w:t>Execute the Amended &amp; Restated Operating Agreement (holdco) and the single-member OA for Hickory - both DRAFTED in 08_entity_documents (cap table 39.9/19.5/13.3x3/0.7, partnership tax, full-13.3%-forfeitable vesting, SBA carve-outs, Hickory corporate guaranty). These supersede the as-provided OA v7 (60/25/4.9 + S-Corp) and the interim Amendment No. 1.</w:t>
+              <w:t>Execute the Amended &amp; Restated Operating Agreement (holdco) and the single-member OA for Hickory - both DRAFTED in 08_entity_documents (cap table 39.9/19.5/13.3x3/0.7 with Geoff Schackmann holding the 39.9% directly as an individual; S-corporation tax election under IRC Sec. 1361 / Form 2553; full-13.3%-forfeitable vesting; SBA carve-outs; Hickory corporate guaranty). These supersede the as-provided OA v7 (60/25/4.9) and the interim Amendment No. 1. CPA item: Form 2553 not yet filed; with a 3/18/2026 formation the on-time window was ~6/1/2026, so Rev. Proc. 2013-30 late-election relief may be needed.</w:t>
             </w:r>
           </w:p>
         </w:tc>
@@ -350,7 +350,7 @@
           <w:i w:val="0"/>
           <w:sz w:val="21"/>
         </w:rPr>
-        <w:t xml:space="preserve">  - Spouse acknowledgement - Mary Elizabeth Burcham</w:t>
+        <w:t xml:space="preserve">  - Spousal / community-property consent - Mary Elizabeth Burcham</w:t>
       </w:r>
     </w:p>
     <w:p>
